--- a/CS 1050 Tech Doc - Cole Nordstrom.docx
+++ b/CS 1050 Tech Doc - Cole Nordstrom.docx
@@ -2292,28 +2292,57 @@
       <w:r>
         <w:t>What to print (string)</w:t>
       </w:r>
-    </w:p>
-    <w:p>
-      <w:pPr>
-        <w:tabs>
-          <w:tab w:val="left" w:pos="908"/>
-        </w:tabs>
-      </w:pPr>
+      <w:r>
+        <w:t xml:space="preserve"> – inside the </w:t>
+      </w:r>
+      <w:proofErr w:type="gramStart"/>
+      <w:r>
+        <w:t>parentheses  (</w:t>
+      </w:r>
+      <w:proofErr w:type="gramEnd"/>
+      <w:r>
+        <w:t xml:space="preserve">not a </w:t>
+      </w:r>
       <w:proofErr w:type="spellStart"/>
       <w:r>
+        <w:t>print.out</w:t>
+      </w:r>
+      <w:proofErr w:type="spellEnd"/>
+      <w:r>
+        <w:t>)</w:t>
+      </w:r>
+    </w:p>
+    <w:p>
+      <w:pPr>
+        <w:tabs>
+          <w:tab w:val="left" w:pos="908"/>
+        </w:tabs>
+      </w:pPr>
+      <w:proofErr w:type="spellStart"/>
+      <w:proofErr w:type="gramStart"/>
+      <w:r>
         <w:t>NextIn</w:t>
       </w:r>
       <w:proofErr w:type="spellEnd"/>
       <w:r>
-        <w:t xml:space="preserve">(), </w:t>
+        <w:t>(</w:t>
+      </w:r>
+      <w:proofErr w:type="gramEnd"/>
+      <w:r>
+        <w:t xml:space="preserve">), </w:t>
       </w:r>
       <w:proofErr w:type="spellStart"/>
+      <w:proofErr w:type="gramStart"/>
       <w:r>
         <w:t>randon</w:t>
       </w:r>
       <w:proofErr w:type="spellEnd"/>
       <w:r>
-        <w:t>()</w:t>
+        <w:t>(</w:t>
+      </w:r>
+      <w:proofErr w:type="gramEnd"/>
+      <w:r>
+        <w:t>)</w:t>
       </w:r>
     </w:p>
     <w:p>
@@ -2366,7 +2395,7 @@
           <w:noProof/>
         </w:rPr>
         <w:drawing>
-          <wp:inline distT="0" distB="0" distL="0" distR="0" wp14:anchorId="4EE772F3" wp14:editId="79724766">
+          <wp:inline distT="0" distB="0" distL="0" distR="0" wp14:anchorId="4EE772F3" wp14:editId="725BBEC9">
             <wp:extent cx="5943600" cy="4144010"/>
             <wp:effectExtent l="0" t="0" r="0" b="8890"/>
             <wp:docPr id="906320456" name="Picture 2"/>
@@ -2567,9 +2596,10 @@
         <w:rPr>
           <w:b/>
           <w:bCs/>
+          <w:noProof/>
         </w:rPr>
         <w:drawing>
-          <wp:inline distT="0" distB="0" distL="0" distR="0" wp14:anchorId="0A0B7A42" wp14:editId="1B858F8D">
+          <wp:inline distT="0" distB="0" distL="0" distR="0" wp14:anchorId="0A0B7A42" wp14:editId="37B5860B">
             <wp:extent cx="5943600" cy="3355340"/>
             <wp:effectExtent l="0" t="0" r="0" b="0"/>
             <wp:docPr id="1386234505" name="Picture 1"/>
@@ -2604,6 +2634,207 @@
           </wp:inline>
         </w:drawing>
       </w:r>
+    </w:p>
+    <w:p>
+      <w:pPr>
+        <w:tabs>
+          <w:tab w:val="left" w:pos="908"/>
+        </w:tabs>
+        <w:rPr>
+          <w:b/>
+          <w:bCs/>
+        </w:rPr>
+      </w:pPr>
+      <w:r>
+        <w:rPr>
+          <w:b/>
+          <w:bCs/>
+        </w:rPr>
+        <w:t>AND = &amp;&amp;</w:t>
+      </w:r>
+    </w:p>
+    <w:p>
+      <w:pPr>
+        <w:tabs>
+          <w:tab w:val="left" w:pos="908"/>
+        </w:tabs>
+        <w:rPr>
+          <w:b/>
+          <w:bCs/>
+        </w:rPr>
+      </w:pPr>
+      <w:r>
+        <w:rPr>
+          <w:b/>
+          <w:bCs/>
+        </w:rPr>
+        <w:t xml:space="preserve">OR = </w:t>
+      </w:r>
+      <w:r>
+        <w:rPr>
+          <w:b/>
+          <w:bCs/>
+        </w:rPr>
+        <w:t>||</w:t>
+      </w:r>
+    </w:p>
+    <w:p>
+      <w:pPr>
+        <w:tabs>
+          <w:tab w:val="left" w:pos="908"/>
+        </w:tabs>
+        <w:rPr>
+          <w:b/>
+          <w:bCs/>
+        </w:rPr>
+      </w:pPr>
+      <w:r>
+        <w:rPr>
+          <w:b/>
+          <w:bCs/>
+        </w:rPr>
+        <w:drawing>
+          <wp:anchor distT="0" distB="0" distL="114300" distR="114300" simplePos="0" relativeHeight="251662336" behindDoc="1" locked="0" layoutInCell="1" allowOverlap="1" wp14:anchorId="14120135" wp14:editId="280DE331">
+            <wp:simplePos x="0" y="0"/>
+            <wp:positionH relativeFrom="column">
+              <wp:posOffset>3406140</wp:posOffset>
+            </wp:positionH>
+            <wp:positionV relativeFrom="paragraph">
+              <wp:posOffset>10795</wp:posOffset>
+            </wp:positionV>
+            <wp:extent cx="1670472" cy="1514475"/>
+            <wp:effectExtent l="0" t="0" r="6350" b="0"/>
+            <wp:wrapNone/>
+            <wp:docPr id="1146488398" name="Picture 1"/>
+            <wp:cNvGraphicFramePr>
+              <a:graphicFrameLocks xmlns:a="http://schemas.openxmlformats.org/drawingml/2006/main" noChangeAspect="1"/>
+            </wp:cNvGraphicFramePr>
+            <a:graphic xmlns:a="http://schemas.openxmlformats.org/drawingml/2006/main">
+              <a:graphicData uri="http://schemas.openxmlformats.org/drawingml/2006/picture">
+                <pic:pic xmlns:pic="http://schemas.openxmlformats.org/drawingml/2006/picture">
+                  <pic:nvPicPr>
+                    <pic:cNvPr id="1146488398" name=""/>
+                    <pic:cNvPicPr/>
+                  </pic:nvPicPr>
+                  <pic:blipFill>
+                    <a:blip r:embed="rId11" cstate="print">
+                      <a:extLst>
+                        <a:ext uri="{28A0092B-C50C-407E-A947-70E740481C1C}">
+                          <a14:useLocalDpi xmlns:a14="http://schemas.microsoft.com/office/drawing/2010/main" val="0"/>
+                        </a:ext>
+                      </a:extLst>
+                    </a:blip>
+                    <a:stretch>
+                      <a:fillRect/>
+                    </a:stretch>
+                  </pic:blipFill>
+                  <pic:spPr>
+                    <a:xfrm>
+                      <a:off x="0" y="0"/>
+                      <a:ext cx="1670472" cy="1514475"/>
+                    </a:xfrm>
+                    <a:prstGeom prst="rect">
+                      <a:avLst/>
+                    </a:prstGeom>
+                  </pic:spPr>
+                </pic:pic>
+              </a:graphicData>
+            </a:graphic>
+            <wp14:sizeRelH relativeFrom="margin">
+              <wp14:pctWidth>0</wp14:pctWidth>
+            </wp14:sizeRelH>
+            <wp14:sizeRelV relativeFrom="margin">
+              <wp14:pctHeight>0</wp14:pctHeight>
+            </wp14:sizeRelV>
+          </wp:anchor>
+        </w:drawing>
+      </w:r>
+      <w:r>
+        <w:rPr>
+          <w:b/>
+          <w:bCs/>
+        </w:rPr>
+        <w:t xml:space="preserve">NOT </w:t>
+      </w:r>
+      <w:proofErr w:type="gramStart"/>
+      <w:r>
+        <w:rPr>
+          <w:b/>
+          <w:bCs/>
+        </w:rPr>
+        <w:t>= !</w:t>
+      </w:r>
+      <w:proofErr w:type="gramEnd"/>
+      <w:r>
+        <w:rPr>
+          <w:b/>
+          <w:bCs/>
+        </w:rPr>
+        <w:t xml:space="preserve"> </w:t>
+      </w:r>
+    </w:p>
+    <w:p>
+      <w:pPr>
+        <w:tabs>
+          <w:tab w:val="left" w:pos="908"/>
+        </w:tabs>
+        <w:rPr>
+          <w:b/>
+          <w:bCs/>
+        </w:rPr>
+      </w:pPr>
+      <w:r>
+        <w:rPr>
+          <w:b/>
+          <w:bCs/>
+        </w:rPr>
+        <w:drawing>
+          <wp:inline distT="0" distB="0" distL="0" distR="0" wp14:anchorId="4B5DE4ED" wp14:editId="084671E1">
+            <wp:extent cx="3181350" cy="1055352"/>
+            <wp:effectExtent l="0" t="0" r="0" b="0"/>
+            <wp:docPr id="216484898" name="Picture 1"/>
+            <wp:cNvGraphicFramePr>
+              <a:graphicFrameLocks xmlns:a="http://schemas.openxmlformats.org/drawingml/2006/main" noChangeAspect="1"/>
+            </wp:cNvGraphicFramePr>
+            <a:graphic xmlns:a="http://schemas.openxmlformats.org/drawingml/2006/main">
+              <a:graphicData uri="http://schemas.openxmlformats.org/drawingml/2006/picture">
+                <pic:pic xmlns:pic="http://schemas.openxmlformats.org/drawingml/2006/picture">
+                  <pic:nvPicPr>
+                    <pic:cNvPr id="216484898" name=""/>
+                    <pic:cNvPicPr/>
+                  </pic:nvPicPr>
+                  <pic:blipFill>
+                    <a:blip r:embed="rId12"/>
+                    <a:stretch>
+                      <a:fillRect/>
+                    </a:stretch>
+                  </pic:blipFill>
+                  <pic:spPr>
+                    <a:xfrm>
+                      <a:off x="0" y="0"/>
+                      <a:ext cx="3195074" cy="1059905"/>
+                    </a:xfrm>
+                    <a:prstGeom prst="rect">
+                      <a:avLst/>
+                    </a:prstGeom>
+                  </pic:spPr>
+                </pic:pic>
+              </a:graphicData>
+            </a:graphic>
+          </wp:inline>
+        </w:drawing>
+      </w:r>
+    </w:p>
+    <w:p>
+      <w:pPr>
+        <w:tabs>
+          <w:tab w:val="left" w:pos="908"/>
+        </w:tabs>
+        <w:rPr>
+          <w:b/>
+          <w:bCs/>
+        </w:rPr>
+      </w:pPr>
     </w:p>
     <w:sectPr>
       <w:pgSz w:w="12240" w:h="15840"/>
